--- a/docs/word/12_kiem_thu.docx
+++ b/docs/word/12_kiem_thu.docx
@@ -96,9 +96,9 @@
         <w:tblLook w:firstRow="1" w:lastRow="0" w:firstColumn="0" w:lastColumn="0" w:noHBand="0" w:noVBand="0" w:val="0020"/>
       </w:tblPr>
       <w:tblGrid>
-        <w:gridCol w:w="2723"/>
-        <w:gridCol w:w="3841"/>
-        <w:gridCol w:w="1355"/>
+        <w:gridCol w:w="3491"/>
+        <w:gridCol w:w="3873"/>
+        <w:gridCol w:w="554"/>
       </w:tblGrid>
       <w:tr>
         <w:trPr>
@@ -196,7 +196,7 @@
               <w:pStyle w:val="NoiDungBang"/>
             </w:pPr>
             <w:r>
-              <w:t xml:space="preserve">Cơ sở dữ liệu SQLite trong ứng dụng</w:t>
+              <w:t xml:space="preserve">Tầng dữ liệu của ứng dụng: ràng buộc, trigger, view</w:t>
             </w:r>
           </w:p>
         </w:tc>
@@ -260,44 +260,6 @@
             </w:pPr>
             <w:r>
               <w:t xml:space="preserve">7</w:t>
-            </w:r>
-          </w:p>
-        </w:tc>
-      </w:tr>
-      <w:tr>
-        <w:tc>
-          <w:tcPr/>
-          <w:p>
-            <w:pPr>
-              <w:pStyle w:val="NoiDungBang"/>
-            </w:pPr>
-            <w:r>
-              <w:t xml:space="preserve">Sự thống nhất giữa hai hệ quản trị</w:t>
-            </w:r>
-          </w:p>
-        </w:tc>
-        <w:tc>
-          <w:tcPr/>
-          <w:p>
-            <w:pPr>
-              <w:pStyle w:val="NoiDungBang"/>
-            </w:pPr>
-            <w:r>
-              <w:rPr>
-                <w:rStyle w:val="VerbatimChar"/>
-              </w:rPr>
-              <w:t xml:space="preserve">tool/doi_chieu_hai_he.sh</w:t>
-            </w:r>
-          </w:p>
-        </w:tc>
-        <w:tc>
-          <w:tcPr/>
-          <w:p>
-            <w:pPr>
-              <w:pStyle w:val="NoiDungBang"/>
-            </w:pPr>
-            <w:r>
-              <w:t xml:space="preserve">27 phép đối chiếu</w:t>
             </w:r>
           </w:p>
         </w:tc>
@@ -388,45 +350,6 @@
             </w:r>
             <w:r>
               <w:t xml:space="preserve">)</w:t>
-            </w:r>
-          </w:p>
-        </w:tc>
-      </w:tr>
-      <w:tr>
-        <w:tc>
-          <w:tcPr/>
-          <w:p>
-            <w:pPr>
-              <w:pStyle w:val="NoiDungBang"/>
-            </w:pPr>
-            <w:r>
-              <w:t xml:space="preserve">SQLite</w:t>
-            </w:r>
-          </w:p>
-        </w:tc>
-        <w:tc>
-          <w:tcPr/>
-          <w:p>
-            <w:pPr>
-              <w:pStyle w:val="NoiDungBang"/>
-            </w:pPr>
-            <w:r>
-              <w:t xml:space="preserve">bản đóng gói kèm gói</w:t>
-            </w:r>
-            <w:r>
-              <w:t xml:space="preserve"> </w:t>
-            </w:r>
-            <w:r>
-              <w:rPr>
-                <w:rStyle w:val="VerbatimChar"/>
-              </w:rPr>
-              <w:t xml:space="preserve">sqlite3</w:t>
-            </w:r>
-            <w:r>
-              <w:t xml:space="preserve"> </w:t>
-            </w:r>
-            <w:r>
-              <w:t xml:space="preserve">3.7 của Dart</w:t>
             </w:r>
           </w:p>
         </w:tc>
@@ -7048,1407 +6971,21 @@
       <w:pPr>
         <w:pStyle w:val="Heading2"/>
       </w:pPr>
-      <w:bookmarkStart w:id="25" w:name="_939d3a2a65e1e05f8a9b865f3afc8b6426e6b3a"/>
+      <w:bookmarkStart w:id="25" w:name="_9b09a7fdb98e1847f47000b685f60664fb143d0"/>
       <w:r>
-        <w:t xml:space="preserve">5. Đối chiếu SQL Server và SQLite</w:t>
+        <w:t xml:space="preserve">5. Kiểm thử trên ứng dụng</w:t>
       </w:r>
       <w:bookmarkEnd w:id="25"/>
     </w:p>
     <w:p>
       <w:pPr>
-        <w:pStyle w:val="FirstParagraph"/>
+        <w:pStyle w:val="Heading3"/>
       </w:pPr>
+      <w:bookmarkStart w:id="26" w:name="_fe47d5aba07a112217ea1c231be52d1c580fdb9"/>
       <w:r>
-        <w:t xml:space="preserve">Script nộp bài viết cho SQL Server, còn ứng dụng chạy SQLite. Để chắc hai hệ chứa cùng dữ liệu và các view cho cùng kết quả,</w:t>
-      </w:r>
-      <w:r>
-        <w:t xml:space="preserve"> </w:t>
-      </w:r>
-      <w:r>
-        <w:rPr>
-          <w:rStyle w:val="VerbatimChar"/>
-        </w:rPr>
-        <w:t xml:space="preserve">tool/doi_chieu_hai_he.sh</w:t>
-      </w:r>
-      <w:r>
-        <w:t xml:space="preserve"> </w:t>
-      </w:r>
-      <w:r>
-        <w:t xml:space="preserve">chạy cùng một loạt truy vấn tổng hợp trên cả hai:</w:t>
-      </w:r>
-    </w:p>
-    <w:tbl>
-      <w:tblPr>
-        <w:tblStyle w:val="Table"/>
-        <w:tblW w:type="pct" w:w="5000"/>
-        <w:tblLayout w:type="fixed"/>
-        <w:tblLook w:firstRow="1" w:lastRow="0" w:firstColumn="0" w:lastColumn="0" w:noHBand="0" w:noVBand="0" w:val="0020"/>
-      </w:tblPr>
-      <w:tblGrid>
-        <w:gridCol w:w="3153"/>
-        <w:gridCol w:w="1961"/>
-        <w:gridCol w:w="1961"/>
-        <w:gridCol w:w="842"/>
-      </w:tblGrid>
-      <w:tr>
-        <w:trPr>
-          <w:tblHeader w:val="on"/>
-        </w:trPr>
-        <w:tc>
-          <w:tcPr/>
-          <w:p>
-            <w:pPr>
-              <w:pStyle w:val="NoiDungBang"/>
-            </w:pPr>
-            <w:r>
-              <w:t xml:space="preserve">Phép đối chiếu</w:t>
-            </w:r>
-          </w:p>
-        </w:tc>
-        <w:tc>
-          <w:tcPr/>
-          <w:p>
-            <w:pPr>
-              <w:pStyle w:val="NoiDungBang"/>
-            </w:pPr>
-            <w:r>
-              <w:t xml:space="preserve">SQL Server</w:t>
-            </w:r>
-          </w:p>
-        </w:tc>
-        <w:tc>
-          <w:tcPr/>
-          <w:p>
-            <w:pPr>
-              <w:pStyle w:val="NoiDungBang"/>
-            </w:pPr>
-            <w:r>
-              <w:t xml:space="preserve">SQLite</w:t>
-            </w:r>
-          </w:p>
-        </w:tc>
-        <w:tc>
-          <w:tcPr/>
-          <w:p>
-            <w:pPr>
-              <w:pStyle w:val="NoiDungBang"/>
-              <w:jc w:val="center"/>
-            </w:pPr>
-            <w:r>
-              <w:t xml:space="preserve">Kết quả</w:t>
-            </w:r>
-          </w:p>
-        </w:tc>
-      </w:tr>
-      <w:tr>
-        <w:tc>
-          <w:tcPr/>
-          <w:p>
-            <w:pPr>
-              <w:pStyle w:val="NoiDungBang"/>
-            </w:pPr>
-            <w:r>
-              <w:t xml:space="preserve">Số người dùng</w:t>
-            </w:r>
-          </w:p>
-        </w:tc>
-        <w:tc>
-          <w:tcPr/>
-          <w:p>
-            <w:pPr>
-              <w:pStyle w:val="NoiDungBang"/>
-            </w:pPr>
-            <w:r>
-              <w:t xml:space="preserve">12</w:t>
-            </w:r>
-          </w:p>
-        </w:tc>
-        <w:tc>
-          <w:tcPr/>
-          <w:p>
-            <w:pPr>
-              <w:pStyle w:val="NoiDungBang"/>
-            </w:pPr>
-            <w:r>
-              <w:t xml:space="preserve">12</w:t>
-            </w:r>
-          </w:p>
-        </w:tc>
-        <w:tc>
-          <w:tcPr/>
-          <w:p>
-            <w:pPr>
-              <w:pStyle w:val="NoiDungBang"/>
-              <w:jc w:val="center"/>
-            </w:pPr>
-            <w:r>
-              <w:t xml:space="preserve">khớp</w:t>
-            </w:r>
-          </w:p>
-        </w:tc>
-      </w:tr>
-      <w:tr>
-        <w:tc>
-          <w:tcPr/>
-          <w:p>
-            <w:pPr>
-              <w:pStyle w:val="NoiDungBang"/>
-            </w:pPr>
-            <w:r>
-              <w:t xml:space="preserve">Số hồ sơ</w:t>
-            </w:r>
-          </w:p>
-        </w:tc>
-        <w:tc>
-          <w:tcPr/>
-          <w:p>
-            <w:pPr>
-              <w:pStyle w:val="NoiDungBang"/>
-            </w:pPr>
-            <w:r>
-              <w:t xml:space="preserve">12</w:t>
-            </w:r>
-          </w:p>
-        </w:tc>
-        <w:tc>
-          <w:tcPr/>
-          <w:p>
-            <w:pPr>
-              <w:pStyle w:val="NoiDungBang"/>
-            </w:pPr>
-            <w:r>
-              <w:t xml:space="preserve">12</w:t>
-            </w:r>
-          </w:p>
-        </w:tc>
-        <w:tc>
-          <w:tcPr/>
-          <w:p>
-            <w:pPr>
-              <w:pStyle w:val="NoiDungBang"/>
-              <w:jc w:val="center"/>
-            </w:pPr>
-            <w:r>
-              <w:t xml:space="preserve">khớp</w:t>
-            </w:r>
-          </w:p>
-        </w:tc>
-      </w:tr>
-      <w:tr>
-        <w:tc>
-          <w:tcPr/>
-          <w:p>
-            <w:pPr>
-              <w:pStyle w:val="NoiDungBang"/>
-            </w:pPr>
-            <w:r>
-              <w:t xml:space="preserve">Số thiết bị</w:t>
-            </w:r>
-          </w:p>
-        </w:tc>
-        <w:tc>
-          <w:tcPr/>
-          <w:p>
-            <w:pPr>
-              <w:pStyle w:val="NoiDungBang"/>
-            </w:pPr>
-            <w:r>
-              <w:t xml:space="preserve">6</w:t>
-            </w:r>
-          </w:p>
-        </w:tc>
-        <w:tc>
-          <w:tcPr/>
-          <w:p>
-            <w:pPr>
-              <w:pStyle w:val="NoiDungBang"/>
-            </w:pPr>
-            <w:r>
-              <w:t xml:space="preserve">6</w:t>
-            </w:r>
-          </w:p>
-        </w:tc>
-        <w:tc>
-          <w:tcPr/>
-          <w:p>
-            <w:pPr>
-              <w:pStyle w:val="NoiDungBang"/>
-              <w:jc w:val="center"/>
-            </w:pPr>
-            <w:r>
-              <w:t xml:space="preserve">khớp</w:t>
-            </w:r>
-          </w:p>
-        </w:tc>
-      </w:tr>
-      <w:tr>
-        <w:tc>
-          <w:tcPr/>
-          <w:p>
-            <w:pPr>
-              <w:pStyle w:val="NoiDungBang"/>
-            </w:pPr>
-            <w:r>
-              <w:t xml:space="preserve">Số loại chỉ số</w:t>
-            </w:r>
-          </w:p>
-        </w:tc>
-        <w:tc>
-          <w:tcPr/>
-          <w:p>
-            <w:pPr>
-              <w:pStyle w:val="NoiDungBang"/>
-            </w:pPr>
-            <w:r>
-              <w:t xml:space="preserve">5</w:t>
-            </w:r>
-          </w:p>
-        </w:tc>
-        <w:tc>
-          <w:tcPr/>
-          <w:p>
-            <w:pPr>
-              <w:pStyle w:val="NoiDungBang"/>
-            </w:pPr>
-            <w:r>
-              <w:t xml:space="preserve">5</w:t>
-            </w:r>
-          </w:p>
-        </w:tc>
-        <w:tc>
-          <w:tcPr/>
-          <w:p>
-            <w:pPr>
-              <w:pStyle w:val="NoiDungBang"/>
-              <w:jc w:val="center"/>
-            </w:pPr>
-            <w:r>
-              <w:t xml:space="preserve">khớp</w:t>
-            </w:r>
-          </w:p>
-        </w:tc>
-      </w:tr>
-      <w:tr>
-        <w:tc>
-          <w:tcPr/>
-          <w:p>
-            <w:pPr>
-              <w:pStyle w:val="NoiDungBang"/>
-            </w:pPr>
-            <w:r>
-              <w:t xml:space="preserve">Số lần đo</w:t>
-            </w:r>
-          </w:p>
-        </w:tc>
-        <w:tc>
-          <w:tcPr/>
-          <w:p>
-            <w:pPr>
-              <w:pStyle w:val="NoiDungBang"/>
-            </w:pPr>
-            <w:r>
-              <w:t xml:space="preserve">265</w:t>
-            </w:r>
-          </w:p>
-        </w:tc>
-        <w:tc>
-          <w:tcPr/>
-          <w:p>
-            <w:pPr>
-              <w:pStyle w:val="NoiDungBang"/>
-            </w:pPr>
-            <w:r>
-              <w:t xml:space="preserve">265</w:t>
-            </w:r>
-          </w:p>
-        </w:tc>
-        <w:tc>
-          <w:tcPr/>
-          <w:p>
-            <w:pPr>
-              <w:pStyle w:val="NoiDungBang"/>
-              <w:jc w:val="center"/>
-            </w:pPr>
-            <w:r>
-              <w:t xml:space="preserve">khớp</w:t>
-            </w:r>
-          </w:p>
-        </w:tc>
-      </w:tr>
-      <w:tr>
-        <w:tc>
-          <w:tcPr/>
-          <w:p>
-            <w:pPr>
-              <w:pStyle w:val="NoiDungBang"/>
-            </w:pPr>
-            <w:r>
-              <w:t xml:space="preserve">Số giá trị đo</w:t>
-            </w:r>
-          </w:p>
-        </w:tc>
-        <w:tc>
-          <w:tcPr/>
-          <w:p>
-            <w:pPr>
-              <w:pStyle w:val="NoiDungBang"/>
-            </w:pPr>
-            <w:r>
-              <w:t xml:space="preserve">1110</w:t>
-            </w:r>
-          </w:p>
-        </w:tc>
-        <w:tc>
-          <w:tcPr/>
-          <w:p>
-            <w:pPr>
-              <w:pStyle w:val="NoiDungBang"/>
-            </w:pPr>
-            <w:r>
-              <w:t xml:space="preserve">1110</w:t>
-            </w:r>
-          </w:p>
-        </w:tc>
-        <w:tc>
-          <w:tcPr/>
-          <w:p>
-            <w:pPr>
-              <w:pStyle w:val="NoiDungBang"/>
-              <w:jc w:val="center"/>
-            </w:pPr>
-            <w:r>
-              <w:t xml:space="preserve">khớp</w:t>
-            </w:r>
-          </w:p>
-        </w:tc>
-      </w:tr>
-      <w:tr>
-        <w:tc>
-          <w:tcPr/>
-          <w:p>
-            <w:pPr>
-              <w:pStyle w:val="NoiDungBang"/>
-            </w:pPr>
-            <w:r>
-              <w:t xml:space="preserve">Số cảnh báo</w:t>
-            </w:r>
-          </w:p>
-        </w:tc>
-        <w:tc>
-          <w:tcPr/>
-          <w:p>
-            <w:pPr>
-              <w:pStyle w:val="NoiDungBang"/>
-            </w:pPr>
-            <w:r>
-              <w:t xml:space="preserve">108</w:t>
-            </w:r>
-          </w:p>
-        </w:tc>
-        <w:tc>
-          <w:tcPr/>
-          <w:p>
-            <w:pPr>
-              <w:pStyle w:val="NoiDungBang"/>
-            </w:pPr>
-            <w:r>
-              <w:t xml:space="preserve">108</w:t>
-            </w:r>
-          </w:p>
-        </w:tc>
-        <w:tc>
-          <w:tcPr/>
-          <w:p>
-            <w:pPr>
-              <w:pStyle w:val="NoiDungBang"/>
-              <w:jc w:val="center"/>
-            </w:pPr>
-            <w:r>
-              <w:t xml:space="preserve">khớp</w:t>
-            </w:r>
-          </w:p>
-        </w:tc>
-      </w:tr>
-      <w:tr>
-        <w:tc>
-          <w:tcPr/>
-          <w:p>
-            <w:pPr>
-              <w:pStyle w:val="NoiDungBang"/>
-            </w:pPr>
-            <w:r>
-              <w:t xml:space="preserve">Cảnh báo chưa xem</w:t>
-            </w:r>
-          </w:p>
-        </w:tc>
-        <w:tc>
-          <w:tcPr/>
-          <w:p>
-            <w:pPr>
-              <w:pStyle w:val="NoiDungBang"/>
-            </w:pPr>
-            <w:r>
-              <w:t xml:space="preserve">17</w:t>
-            </w:r>
-          </w:p>
-        </w:tc>
-        <w:tc>
-          <w:tcPr/>
-          <w:p>
-            <w:pPr>
-              <w:pStyle w:val="NoiDungBang"/>
-            </w:pPr>
-            <w:r>
-              <w:t xml:space="preserve">17</w:t>
-            </w:r>
-          </w:p>
-        </w:tc>
-        <w:tc>
-          <w:tcPr/>
-          <w:p>
-            <w:pPr>
-              <w:pStyle w:val="NoiDungBang"/>
-              <w:jc w:val="center"/>
-            </w:pPr>
-            <w:r>
-              <w:t xml:space="preserve">khớp</w:t>
-            </w:r>
-          </w:p>
-        </w:tc>
-      </w:tr>
-      <w:tr>
-        <w:tc>
-          <w:tcPr/>
-          <w:p>
-            <w:pPr>
-              <w:pStyle w:val="NoiDungBang"/>
-            </w:pPr>
-            <w:r>
-              <w:t xml:space="preserve">Cảnh báo nguy hiểm</w:t>
-            </w:r>
-          </w:p>
-        </w:tc>
-        <w:tc>
-          <w:tcPr/>
-          <w:p>
-            <w:pPr>
-              <w:pStyle w:val="NoiDungBang"/>
-            </w:pPr>
-            <w:r>
-              <w:t xml:space="preserve">16</w:t>
-            </w:r>
-          </w:p>
-        </w:tc>
-        <w:tc>
-          <w:tcPr/>
-          <w:p>
-            <w:pPr>
-              <w:pStyle w:val="NoiDungBang"/>
-            </w:pPr>
-            <w:r>
-              <w:t xml:space="preserve">16</w:t>
-            </w:r>
-          </w:p>
-        </w:tc>
-        <w:tc>
-          <w:tcPr/>
-          <w:p>
-            <w:pPr>
-              <w:pStyle w:val="NoiDungBang"/>
-              <w:jc w:val="center"/>
-            </w:pPr>
-            <w:r>
-              <w:t xml:space="preserve">khớp</w:t>
-            </w:r>
-          </w:p>
-        </w:tc>
-      </w:tr>
-      <w:tr>
-        <w:tc>
-          <w:tcPr/>
-          <w:p>
-            <w:pPr>
-              <w:pStyle w:val="NoiDungBang"/>
-            </w:pPr>
-            <w:r>
-              <w:t xml:space="preserve">Lần đo nhập thủ công</w:t>
-            </w:r>
-          </w:p>
-        </w:tc>
-        <w:tc>
-          <w:tcPr/>
-          <w:p>
-            <w:pPr>
-              <w:pStyle w:val="NoiDungBang"/>
-            </w:pPr>
-            <w:r>
-              <w:t xml:space="preserve">55</w:t>
-            </w:r>
-          </w:p>
-        </w:tc>
-        <w:tc>
-          <w:tcPr/>
-          <w:p>
-            <w:pPr>
-              <w:pStyle w:val="NoiDungBang"/>
-            </w:pPr>
-            <w:r>
-              <w:t xml:space="preserve">55</w:t>
-            </w:r>
-          </w:p>
-        </w:tc>
-        <w:tc>
-          <w:tcPr/>
-          <w:p>
-            <w:pPr>
-              <w:pStyle w:val="NoiDungBang"/>
-              <w:jc w:val="center"/>
-            </w:pPr>
-            <w:r>
-              <w:t xml:space="preserve">khớp</w:t>
-            </w:r>
-          </w:p>
-        </w:tc>
-      </w:tr>
-      <w:tr>
-        <w:tc>
-          <w:tcPr/>
-          <w:p>
-            <w:pPr>
-              <w:pStyle w:val="NoiDungBang"/>
-            </w:pPr>
-            <w:r>
-              <w:t xml:space="preserve">Lần đo đầu tiên</w:t>
-            </w:r>
-          </w:p>
-        </w:tc>
-        <w:tc>
-          <w:tcPr/>
-          <w:p>
-            <w:pPr>
-              <w:pStyle w:val="NoiDungBang"/>
-            </w:pPr>
-            <w:r>
-              <w:t xml:space="preserve">2026-09-11 07:21:00</w:t>
-            </w:r>
-          </w:p>
-        </w:tc>
-        <w:tc>
-          <w:tcPr/>
-          <w:p>
-            <w:pPr>
-              <w:pStyle w:val="NoiDungBang"/>
-            </w:pPr>
-            <w:r>
-              <w:t xml:space="preserve">2026-09-11 07:21:00</w:t>
-            </w:r>
-          </w:p>
-        </w:tc>
-        <w:tc>
-          <w:tcPr/>
-          <w:p>
-            <w:pPr>
-              <w:pStyle w:val="NoiDungBang"/>
-              <w:jc w:val="center"/>
-            </w:pPr>
-            <w:r>
-              <w:t xml:space="preserve">khớp</w:t>
-            </w:r>
-          </w:p>
-        </w:tc>
-      </w:tr>
-      <w:tr>
-        <w:tc>
-          <w:tcPr/>
-          <w:p>
-            <w:pPr>
-              <w:pStyle w:val="NoiDungBang"/>
-            </w:pPr>
-            <w:r>
-              <w:t xml:space="preserve">Lần đo cuối cùng</w:t>
-            </w:r>
-          </w:p>
-        </w:tc>
-        <w:tc>
-          <w:tcPr/>
-          <w:p>
-            <w:pPr>
-              <w:pStyle w:val="NoiDungBang"/>
-            </w:pPr>
-            <w:r>
-              <w:t xml:space="preserve">2026-10-10 21:22:00</w:t>
-            </w:r>
-          </w:p>
-        </w:tc>
-        <w:tc>
-          <w:tcPr/>
-          <w:p>
-            <w:pPr>
-              <w:pStyle w:val="NoiDungBang"/>
-            </w:pPr>
-            <w:r>
-              <w:t xml:space="preserve">2026-10-10 21:22:00</w:t>
-            </w:r>
-          </w:p>
-        </w:tc>
-        <w:tc>
-          <w:tcPr/>
-          <w:p>
-            <w:pPr>
-              <w:pStyle w:val="NoiDungBang"/>
-              <w:jc w:val="center"/>
-            </w:pPr>
-            <w:r>
-              <w:t xml:space="preserve">khớp</w:t>
-            </w:r>
-          </w:p>
-        </w:tc>
-      </w:tr>
-      <w:tr>
-        <w:tc>
-          <w:tcPr/>
-          <w:p>
-            <w:pPr>
-              <w:pStyle w:val="NoiDungBang"/>
-            </w:pPr>
-            <w:r>
-              <w:t xml:space="preserve">Tổng nhiệt độ × 10</w:t>
-            </w:r>
-          </w:p>
-        </w:tc>
-        <w:tc>
-          <w:tcPr/>
-          <w:p>
-            <w:pPr>
-              <w:pStyle w:val="NoiDungBang"/>
-            </w:pPr>
-            <w:r>
-              <w:t xml:space="preserve">80460</w:t>
-            </w:r>
-          </w:p>
-        </w:tc>
-        <w:tc>
-          <w:tcPr/>
-          <w:p>
-            <w:pPr>
-              <w:pStyle w:val="NoiDungBang"/>
-            </w:pPr>
-            <w:r>
-              <w:t xml:space="preserve">80460</w:t>
-            </w:r>
-          </w:p>
-        </w:tc>
-        <w:tc>
-          <w:tcPr/>
-          <w:p>
-            <w:pPr>
-              <w:pStyle w:val="NoiDungBang"/>
-              <w:jc w:val="center"/>
-            </w:pPr>
-            <w:r>
-              <w:t xml:space="preserve">khớp</w:t>
-            </w:r>
-          </w:p>
-        </w:tc>
-      </w:tr>
-      <w:tr>
-        <w:tc>
-          <w:tcPr/>
-          <w:p>
-            <w:pPr>
-              <w:pStyle w:val="NoiDungBang"/>
-            </w:pPr>
-            <w:r>
-              <w:t xml:space="preserve">Tổng nhịp tim</w:t>
-            </w:r>
-          </w:p>
-        </w:tc>
-        <w:tc>
-          <w:tcPr/>
-          <w:p>
-            <w:pPr>
-              <w:pStyle w:val="NoiDungBang"/>
-            </w:pPr>
-            <w:r>
-              <w:t xml:space="preserve">19472</w:t>
-            </w:r>
-          </w:p>
-        </w:tc>
-        <w:tc>
-          <w:tcPr/>
-          <w:p>
-            <w:pPr>
-              <w:pStyle w:val="NoiDungBang"/>
-            </w:pPr>
-            <w:r>
-              <w:t xml:space="preserve">19472</w:t>
-            </w:r>
-          </w:p>
-        </w:tc>
-        <w:tc>
-          <w:tcPr/>
-          <w:p>
-            <w:pPr>
-              <w:pStyle w:val="NoiDungBang"/>
-              <w:jc w:val="center"/>
-            </w:pPr>
-            <w:r>
-              <w:t xml:space="preserve">khớp</w:t>
-            </w:r>
-          </w:p>
-        </w:tc>
-      </w:tr>
-      <w:tr>
-        <w:tc>
-          <w:tcPr/>
-          <w:p>
-            <w:pPr>
-              <w:pStyle w:val="NoiDungBang"/>
-            </w:pPr>
-            <w:r>
-              <w:t xml:space="preserve">Tổng SpO2</w:t>
-            </w:r>
-          </w:p>
-        </w:tc>
-        <w:tc>
-          <w:tcPr/>
-          <w:p>
-            <w:pPr>
-              <w:pStyle w:val="NoiDungBang"/>
-            </w:pPr>
-            <w:r>
-              <w:t xml:space="preserve">22052</w:t>
-            </w:r>
-          </w:p>
-        </w:tc>
-        <w:tc>
-          <w:tcPr/>
-          <w:p>
-            <w:pPr>
-              <w:pStyle w:val="NoiDungBang"/>
-            </w:pPr>
-            <w:r>
-              <w:t xml:space="preserve">22052</w:t>
-            </w:r>
-          </w:p>
-        </w:tc>
-        <w:tc>
-          <w:tcPr/>
-          <w:p>
-            <w:pPr>
-              <w:pStyle w:val="NoiDungBang"/>
-              <w:jc w:val="center"/>
-            </w:pPr>
-            <w:r>
-              <w:t xml:space="preserve">khớp</w:t>
-            </w:r>
-          </w:p>
-        </w:tc>
-      </w:tr>
-      <w:tr>
-        <w:tc>
-          <w:tcPr/>
-          <w:p>
-            <w:pPr>
-              <w:pStyle w:val="NoiDungBang"/>
-            </w:pPr>
-            <w:r>
-              <w:t xml:space="preserve">Tổng huyết áp tâm thu</w:t>
-            </w:r>
-          </w:p>
-        </w:tc>
-        <w:tc>
-          <w:tcPr/>
-          <w:p>
-            <w:pPr>
-              <w:pStyle w:val="NoiDungBang"/>
-            </w:pPr>
-            <w:r>
-              <w:t xml:space="preserve">25403</w:t>
-            </w:r>
-          </w:p>
-        </w:tc>
-        <w:tc>
-          <w:tcPr/>
-          <w:p>
-            <w:pPr>
-              <w:pStyle w:val="NoiDungBang"/>
-            </w:pPr>
-            <w:r>
-              <w:t xml:space="preserve">25403</w:t>
-            </w:r>
-          </w:p>
-        </w:tc>
-        <w:tc>
-          <w:tcPr/>
-          <w:p>
-            <w:pPr>
-              <w:pStyle w:val="NoiDungBang"/>
-              <w:jc w:val="center"/>
-            </w:pPr>
-            <w:r>
-              <w:t xml:space="preserve">khớp</w:t>
-            </w:r>
-          </w:p>
-        </w:tc>
-      </w:tr>
-      <w:tr>
-        <w:tc>
-          <w:tcPr/>
-          <w:p>
-            <w:pPr>
-              <w:pStyle w:val="NoiDungBang"/>
-            </w:pPr>
-            <w:r>
-              <w:t xml:space="preserve">Tổng huyết áp tâm trương</w:t>
-            </w:r>
-          </w:p>
-        </w:tc>
-        <w:tc>
-          <w:tcPr/>
-          <w:p>
-            <w:pPr>
-              <w:pStyle w:val="NoiDungBang"/>
-            </w:pPr>
-            <w:r>
-              <w:t xml:space="preserve">16175</w:t>
-            </w:r>
-          </w:p>
-        </w:tc>
-        <w:tc>
-          <w:tcPr/>
-          <w:p>
-            <w:pPr>
-              <w:pStyle w:val="NoiDungBang"/>
-            </w:pPr>
-            <w:r>
-              <w:t xml:space="preserve">16175</w:t>
-            </w:r>
-          </w:p>
-        </w:tc>
-        <w:tc>
-          <w:tcPr/>
-          <w:p>
-            <w:pPr>
-              <w:pStyle w:val="NoiDungBang"/>
-              <w:jc w:val="center"/>
-            </w:pPr>
-            <w:r>
-              <w:t xml:space="preserve">khớp</w:t>
-            </w:r>
-          </w:p>
-        </w:tc>
-      </w:tr>
-      <w:tr>
-        <w:tc>
-          <w:tcPr/>
-          <w:p>
-            <w:pPr>
-              <w:pStyle w:val="NoiDungBang"/>
-            </w:pPr>
-            <w:r>
-              <w:t xml:space="preserve">Lần đo của người dùng 7</w:t>
-            </w:r>
-          </w:p>
-        </w:tc>
-        <w:tc>
-          <w:tcPr/>
-          <w:p>
-            <w:pPr>
-              <w:pStyle w:val="NoiDungBang"/>
-            </w:pPr>
-            <w:r>
-              <w:t xml:space="preserve">35</w:t>
-            </w:r>
-          </w:p>
-        </w:tc>
-        <w:tc>
-          <w:tcPr/>
-          <w:p>
-            <w:pPr>
-              <w:pStyle w:val="NoiDungBang"/>
-            </w:pPr>
-            <w:r>
-              <w:t xml:space="preserve">35</w:t>
-            </w:r>
-          </w:p>
-        </w:tc>
-        <w:tc>
-          <w:tcPr/>
-          <w:p>
-            <w:pPr>
-              <w:pStyle w:val="NoiDungBang"/>
-              <w:jc w:val="center"/>
-            </w:pPr>
-            <w:r>
-              <w:t xml:space="preserve">khớp</w:t>
-            </w:r>
-          </w:p>
-        </w:tc>
-      </w:tr>
-      <w:tr>
-        <w:tc>
-          <w:tcPr/>
-          <w:p>
-            <w:pPr>
-              <w:pStyle w:val="NoiDungBang"/>
-            </w:pPr>
-            <w:r>
-              <w:t xml:space="preserve">Lần đo bằng thiết bị 1</w:t>
-            </w:r>
-          </w:p>
-        </w:tc>
-        <w:tc>
-          <w:tcPr/>
-          <w:p>
-            <w:pPr>
-              <w:pStyle w:val="NoiDungBang"/>
-            </w:pPr>
-            <w:r>
-              <w:t xml:space="preserve">123</w:t>
-            </w:r>
-          </w:p>
-        </w:tc>
-        <w:tc>
-          <w:tcPr/>
-          <w:p>
-            <w:pPr>
-              <w:pStyle w:val="NoiDungBang"/>
-            </w:pPr>
-            <w:r>
-              <w:t xml:space="preserve">123</w:t>
-            </w:r>
-          </w:p>
-        </w:tc>
-        <w:tc>
-          <w:tcPr/>
-          <w:p>
-            <w:pPr>
-              <w:pStyle w:val="NoiDungBang"/>
-              <w:jc w:val="center"/>
-            </w:pPr>
-            <w:r>
-              <w:t xml:space="preserve">khớp</w:t>
-            </w:r>
-          </w:p>
-        </w:tc>
-      </w:tr>
-      <w:tr>
-        <w:tc>
-          <w:tcPr/>
-          <w:p>
-            <w:pPr>
-              <w:pStyle w:val="NoiDungBang"/>
-            </w:pPr>
-            <w:r>
-              <w:t xml:space="preserve">Mã cảnh báo khớp lần đo</w:t>
-            </w:r>
-          </w:p>
-        </w:tc>
-        <w:tc>
-          <w:tcPr/>
-          <w:p>
-            <w:pPr>
-              <w:pStyle w:val="NoiDungBang"/>
-            </w:pPr>
-            <w:r>
-              <w:t xml:space="preserve">1107079</w:t>
-            </w:r>
-          </w:p>
-        </w:tc>
-        <w:tc>
-          <w:tcPr/>
-          <w:p>
-            <w:pPr>
-              <w:pStyle w:val="NoiDungBang"/>
-            </w:pPr>
-            <w:r>
-              <w:t xml:space="preserve">1107079</w:t>
-            </w:r>
-          </w:p>
-        </w:tc>
-        <w:tc>
-          <w:tcPr/>
-          <w:p>
-            <w:pPr>
-              <w:pStyle w:val="NoiDungBang"/>
-              <w:jc w:val="center"/>
-            </w:pPr>
-            <w:r>
-              <w:t xml:space="preserve">khớp</w:t>
-            </w:r>
-          </w:p>
-        </w:tc>
-      </w:tr>
-      <w:tr>
-        <w:tc>
-          <w:tcPr/>
-          <w:p>
-            <w:pPr>
-              <w:pStyle w:val="NoiDungBang"/>
-            </w:pPr>
-            <w:r>
-              <w:t xml:space="preserve">Cảnh báo đã xem khớp mã</w:t>
-            </w:r>
-          </w:p>
-        </w:tc>
-        <w:tc>
-          <w:tcPr/>
-          <w:p>
-            <w:pPr>
-              <w:pStyle w:val="NoiDungBang"/>
-            </w:pPr>
-            <w:r>
-              <w:t xml:space="preserve">4198</w:t>
-            </w:r>
-          </w:p>
-        </w:tc>
-        <w:tc>
-          <w:tcPr/>
-          <w:p>
-            <w:pPr>
-              <w:pStyle w:val="NoiDungBang"/>
-            </w:pPr>
-            <w:r>
-              <w:t xml:space="preserve">4198</w:t>
-            </w:r>
-          </w:p>
-        </w:tc>
-        <w:tc>
-          <w:tcPr/>
-          <w:p>
-            <w:pPr>
-              <w:pStyle w:val="NoiDungBang"/>
-              <w:jc w:val="center"/>
-            </w:pPr>
-            <w:r>
-              <w:t xml:space="preserve">khớp</w:t>
-            </w:r>
-          </w:p>
-        </w:tc>
-      </w:tr>
-      <w:tr>
-        <w:tc>
-          <w:tcPr/>
-          <w:p>
-            <w:pPr>
-              <w:pStyle w:val="NoiDungBang"/>
-            </w:pPr>
-            <w:r>
-              <w:t xml:space="preserve">Lần đo bình thường (view)</w:t>
-            </w:r>
-          </w:p>
-        </w:tc>
-        <w:tc>
-          <w:tcPr/>
-          <w:p>
-            <w:pPr>
-              <w:pStyle w:val="NoiDungBang"/>
-            </w:pPr>
-            <w:r>
-              <w:t xml:space="preserve">179</w:t>
-            </w:r>
-          </w:p>
-        </w:tc>
-        <w:tc>
-          <w:tcPr/>
-          <w:p>
-            <w:pPr>
-              <w:pStyle w:val="NoiDungBang"/>
-            </w:pPr>
-            <w:r>
-              <w:t xml:space="preserve">179</w:t>
-            </w:r>
-          </w:p>
-        </w:tc>
-        <w:tc>
-          <w:tcPr/>
-          <w:p>
-            <w:pPr>
-              <w:pStyle w:val="NoiDungBang"/>
-              <w:jc w:val="center"/>
-            </w:pPr>
-            <w:r>
-              <w:t xml:space="preserve">khớp</w:t>
-            </w:r>
-          </w:p>
-        </w:tc>
-      </w:tr>
-      <w:tr>
-        <w:tc>
-          <w:tcPr/>
-          <w:p>
-            <w:pPr>
-              <w:pStyle w:val="NoiDungBang"/>
-            </w:pPr>
-            <w:r>
-              <w:t xml:space="preserve">Lần đo cần chú ý (view)</w:t>
-            </w:r>
-          </w:p>
-        </w:tc>
-        <w:tc>
-          <w:tcPr/>
-          <w:p>
-            <w:pPr>
-              <w:pStyle w:val="NoiDungBang"/>
-            </w:pPr>
-            <w:r>
-              <w:t xml:space="preserve">72</w:t>
-            </w:r>
-          </w:p>
-        </w:tc>
-        <w:tc>
-          <w:tcPr/>
-          <w:p>
-            <w:pPr>
-              <w:pStyle w:val="NoiDungBang"/>
-            </w:pPr>
-            <w:r>
-              <w:t xml:space="preserve">72</w:t>
-            </w:r>
-          </w:p>
-        </w:tc>
-        <w:tc>
-          <w:tcPr/>
-          <w:p>
-            <w:pPr>
-              <w:pStyle w:val="NoiDungBang"/>
-              <w:jc w:val="center"/>
-            </w:pPr>
-            <w:r>
-              <w:t xml:space="preserve">khớp</w:t>
-            </w:r>
-          </w:p>
-        </w:tc>
-      </w:tr>
-      <w:tr>
-        <w:tc>
-          <w:tcPr/>
-          <w:p>
-            <w:pPr>
-              <w:pStyle w:val="NoiDungBang"/>
-            </w:pPr>
-            <w:r>
-              <w:t xml:space="preserve">Lần đo nguy hiểm (view)</w:t>
-            </w:r>
-          </w:p>
-        </w:tc>
-        <w:tc>
-          <w:tcPr/>
-          <w:p>
-            <w:pPr>
-              <w:pStyle w:val="NoiDungBang"/>
-            </w:pPr>
-            <w:r>
-              <w:t xml:space="preserve">14</w:t>
-            </w:r>
-          </w:p>
-        </w:tc>
-        <w:tc>
-          <w:tcPr/>
-          <w:p>
-            <w:pPr>
-              <w:pStyle w:val="NoiDungBang"/>
-            </w:pPr>
-            <w:r>
-              <w:t xml:space="preserve">14</w:t>
-            </w:r>
-          </w:p>
-        </w:tc>
-        <w:tc>
-          <w:tcPr/>
-          <w:p>
-            <w:pPr>
-              <w:pStyle w:val="NoiDungBang"/>
-              <w:jc w:val="center"/>
-            </w:pPr>
-            <w:r>
-              <w:t xml:space="preserve">khớp</w:t>
-            </w:r>
-          </w:p>
-        </w:tc>
-      </w:tr>
-      <w:tr>
-        <w:tc>
-          <w:tcPr/>
-          <w:p>
-            <w:pPr>
-              <w:pStyle w:val="NoiDungBang"/>
-            </w:pPr>
-            <w:r>
-              <w:t xml:space="preserve">Cảnh báo của người dùng 7 (view)</w:t>
-            </w:r>
-          </w:p>
-        </w:tc>
-        <w:tc>
-          <w:tcPr/>
-          <w:p>
-            <w:pPr>
-              <w:pStyle w:val="NoiDungBang"/>
-            </w:pPr>
-            <w:r>
-              <w:t xml:space="preserve">38</w:t>
-            </w:r>
-          </w:p>
-        </w:tc>
-        <w:tc>
-          <w:tcPr/>
-          <w:p>
-            <w:pPr>
-              <w:pStyle w:val="NoiDungBang"/>
-            </w:pPr>
-            <w:r>
-              <w:t xml:space="preserve">38</w:t>
-            </w:r>
-          </w:p>
-        </w:tc>
-        <w:tc>
-          <w:tcPr/>
-          <w:p>
-            <w:pPr>
-              <w:pStyle w:val="NoiDungBang"/>
-              <w:jc w:val="center"/>
-            </w:pPr>
-            <w:r>
-              <w:t xml:space="preserve">khớp</w:t>
-            </w:r>
-          </w:p>
-        </w:tc>
-      </w:tr>
-      <w:tr>
-        <w:tc>
-          <w:tcPr/>
-          <w:p>
-            <w:pPr>
-              <w:pStyle w:val="NoiDungBang"/>
-            </w:pPr>
-            <w:r>
-              <w:t xml:space="preserve">Tổng BMI × 10 (view)</w:t>
-            </w:r>
-          </w:p>
-        </w:tc>
-        <w:tc>
-          <w:tcPr/>
-          <w:p>
-            <w:pPr>
-              <w:pStyle w:val="NoiDungBang"/>
-            </w:pPr>
-            <w:r>
-              <w:t xml:space="preserve">2759</w:t>
-            </w:r>
-          </w:p>
-        </w:tc>
-        <w:tc>
-          <w:tcPr/>
-          <w:p>
-            <w:pPr>
-              <w:pStyle w:val="NoiDungBang"/>
-            </w:pPr>
-            <w:r>
-              <w:t xml:space="preserve">2759</w:t>
-            </w:r>
-          </w:p>
-        </w:tc>
-        <w:tc>
-          <w:tcPr/>
-          <w:p>
-            <w:pPr>
-              <w:pStyle w:val="NoiDungBang"/>
-              <w:jc w:val="center"/>
-            </w:pPr>
-            <w:r>
-              <w:t xml:space="preserve">khớp</w:t>
-            </w:r>
-          </w:p>
-        </w:tc>
-      </w:tr>
-      <w:tr>
-        <w:tc>
-          <w:tcPr/>
-          <w:p>
-            <w:pPr>
-              <w:pStyle w:val="NoiDungBang"/>
-            </w:pPr>
-            <w:r>
-              <w:t xml:space="preserve">Tổng tuổi (view)</w:t>
-            </w:r>
-          </w:p>
-        </w:tc>
-        <w:tc>
-          <w:tcPr/>
-          <w:p>
-            <w:pPr>
-              <w:pStyle w:val="NoiDungBang"/>
-            </w:pPr>
-            <w:r>
-              <w:t xml:space="preserve">530</w:t>
-            </w:r>
-          </w:p>
-        </w:tc>
-        <w:tc>
-          <w:tcPr/>
-          <w:p>
-            <w:pPr>
-              <w:pStyle w:val="NoiDungBang"/>
-            </w:pPr>
-            <w:r>
-              <w:t xml:space="preserve">530</w:t>
-            </w:r>
-          </w:p>
-        </w:tc>
-        <w:tc>
-          <w:tcPr/>
-          <w:p>
-            <w:pPr>
-              <w:pStyle w:val="NoiDungBang"/>
-              <w:jc w:val="center"/>
-            </w:pPr>
-            <w:r>
-              <w:t xml:space="preserve">khớp</w:t>
-            </w:r>
-          </w:p>
-        </w:tc>
-      </w:tr>
-    </w:tbl>
-    <w:p>
-      <w:pPr>
-        <w:pStyle w:val="FirstParagraph"/>
-      </w:pPr>
-      <w:r>
-        <w:t xml:space="preserve">Dòng "Mã cảnh báo khớp lần đo" là một tổng kiểm tra trên</w:t>
-      </w:r>
-      <w:r>
-        <w:t xml:space="preserve"> </w:t>
-      </w:r>
-      <w:r>
-        <w:rPr>
-          <w:rStyle w:val="VerbatimChar"/>
-        </w:rPr>
-        <w:t xml:space="preserve">MaCanhBao × MaLanDo + MaLoaiChiSo</w:t>
-      </w:r>
-      <w:r>
-        <w:t xml:space="preserve">: nó chỉ khớp khi trigger của hai hệ sinh ra cùng những cảnh báo với cùng mã.</w:t>
-      </w:r>
-    </w:p>
-    <w:p>
-      <w:pPr>
-        <w:pStyle w:val="Heading2"/>
-      </w:pPr>
-      <w:bookmarkStart w:id="26" w:name="_c568e324d13fa50783963ff9fb2d855525e9e42"/>
-      <w:r>
-        <w:t xml:space="preserve">6. Kiểm thử trên ứng dụng</w:t>
+        <w:t xml:space="preserve">5.1 Tầng dữ liệu của ứng dụng</w:t>
       </w:r>
       <w:bookmarkEnd w:id="26"/>
-    </w:p>
-    <w:p>
-      <w:pPr>
-        <w:pStyle w:val="Heading3"/>
-      </w:pPr>
-      <w:bookmarkStart w:id="27" w:name="_ef77b54f1aff371da753a91ff340d98ae97b028"/>
-      <w:r>
-        <w:t xml:space="preserve">6.1 Cơ sở dữ liệu SQLite</w:t>
-      </w:r>
-      <w:bookmarkEnd w:id="27"/>
     </w:p>
     <w:p>
       <w:pPr>
@@ -8464,19 +7001,7 @@
         <w:t xml:space="preserve"> </w:t>
       </w:r>
       <w:r>
-        <w:t xml:space="preserve">mở một cơ sở dữ liệu mới trong bộ nhớ cho mỗi ca, từ chính các script ở</w:t>
-      </w:r>
-      <w:r>
-        <w:t xml:space="preserve"> </w:t>
-      </w:r>
-      <w:r>
-        <w:rPr>
-          <w:rStyle w:val="VerbatimChar"/>
-        </w:rPr>
-        <w:t xml:space="preserve">sql/sqlite/</w:t>
-      </w:r>
-      <w:r>
-        <w:t xml:space="preserve">. 37 ca thuộc các nhóm:</w:t>
+        <w:t xml:space="preserve">tạo cho mỗi ca một cơ sở dữ liệu mới, đủ bảng, trigger, view và dữ liệu mẫu. 37 ca thuộc các nhóm:</w:t>
       </w:r>
     </w:p>
     <w:tbl>
@@ -8561,22 +7086,7 @@
               <w:pStyle w:val="NoiDungBang"/>
             </w:pPr>
             <w:r>
-              <w:t xml:space="preserve">Hàm</w:t>
-            </w:r>
-            <w:r>
-              <w:t xml:space="preserve"> </w:t>
-            </w:r>
-            <w:r>
-              <w:rPr>
-                <w:rStyle w:val="VerbatimChar"/>
-              </w:rPr>
-              <w:t xml:space="preserve">bo_dau()</w:t>
-            </w:r>
-            <w:r>
-              <w:t xml:space="preserve"> </w:t>
-            </w:r>
-            <w:r>
-              <w:t xml:space="preserve">trong Dart và trong SQL</w:t>
+              <w:t xml:space="preserve">Bỏ dấu tiếng Việt; tìm tên không phân biệt dấu trong truy vấn</w:t>
             </w:r>
           </w:p>
         </w:tc>
@@ -8931,11 +7441,11 @@
       <w:pPr>
         <w:pStyle w:val="Heading3"/>
       </w:pPr>
-      <w:bookmarkStart w:id="28" w:name="_b9b6ef49ac39d0bf11eb047198d3df524a351a1"/>
+      <w:bookmarkStart w:id="27" w:name="_9df2528010956c60c4958ad27212ed92dc1005a"/>
       <w:r>
-        <w:t xml:space="preserve">6.2 Từ giao diện tới cơ sở dữ liệu</w:t>
+        <w:t xml:space="preserve">5.2 Từ giao diện tới cơ sở dữ liệu</w:t>
       </w:r>
-      <w:bookmarkEnd w:id="28"/>
+      <w:bookmarkEnd w:id="27"/>
     </w:p>
     <w:p>
       <w:pPr>
@@ -8951,7 +7461,7 @@
         <w:t xml:space="preserve"> </w:t>
       </w:r>
       <w:r>
-        <w:t xml:space="preserve">dựng toàn bộ ứng dụng trên một cơ sở dữ liệu SQLite trong bộ nhớ rồi thao tác như người dùng:</w:t>
+        <w:t xml:space="preserve">dựng toàn bộ ứng dụng trên một cơ sở dữ liệu mới nạp dữ liệu mẫu rồi thao tác như người dùng:</w:t>
       </w:r>
     </w:p>
     <w:tbl>
@@ -9311,11 +7821,11 @@
       <w:pPr>
         <w:pStyle w:val="Heading3"/>
       </w:pPr>
-      <w:bookmarkStart w:id="29" w:name="_435c9d74fbbf65a875841f933d58d97b8bf5f50"/>
+      <w:bookmarkStart w:id="28" w:name="_7d7757779fc2fc85f0affc8337592820dd9e001"/>
       <w:r>
-        <w:t xml:space="preserve">6.3 Giao diện</w:t>
+        <w:t xml:space="preserve">5.3 Giao diện</w:t>
       </w:r>
-      <w:bookmarkEnd w:id="29"/>
+      <w:bookmarkEnd w:id="28"/>
     </w:p>
     <w:p>
       <w:pPr>
@@ -9399,18 +7909,18 @@
                 <wp:inline>
                   <wp:extent cx="1774799" cy="3859199"/>
                   <wp:effectExtent b="0" l="0" r="0" t="0"/>
-                  <wp:docPr descr="Danh sách hồ sơ" title="" id="31" name="Picture"/>
+                  <wp:docPr descr="Danh sách hồ sơ" title="" id="30" name="Picture"/>
                   <a:graphic>
                     <a:graphicData uri="http://schemas.openxmlformats.org/drawingml/2006/picture">
                       <pic:pic>
                         <pic:nvPicPr>
-                          <pic:cNvPr descr="screenshots/03_ho_so_danh_sach.png" id="32" name="Picture"/>
+                          <pic:cNvPr descr="screenshots/03_ho_so_danh_sach.png" id="31" name="Picture"/>
                           <pic:cNvPicPr>
                             <a:picLocks noChangeArrowheads="1" noChangeAspect="1"/>
                           </pic:cNvPicPr>
                         </pic:nvPicPr>
                         <pic:blipFill>
-                          <a:blip r:embed="rId30"/>
+                          <a:blip r:embed="rId29"/>
                           <a:stretch>
                             <a:fillRect/>
                           </a:stretch>
@@ -9449,18 +7959,18 @@
                 <wp:inline>
                   <wp:extent cx="1774799" cy="3859199"/>
                   <wp:effectExtent b="0" l="0" r="0" t="0"/>
-                  <wp:docPr descr="Chi tiết hồ sơ" title="" id="34" name="Picture"/>
+                  <wp:docPr descr="Chi tiết hồ sơ" title="" id="33" name="Picture"/>
                   <a:graphic>
                     <a:graphicData uri="http://schemas.openxmlformats.org/drawingml/2006/picture">
                       <pic:pic>
                         <pic:nvPicPr>
-                          <pic:cNvPr descr="screenshots/04_ho_so_chi_tiet.png" id="35" name="Picture"/>
+                          <pic:cNvPr descr="screenshots/04_ho_so_chi_tiet.png" id="34" name="Picture"/>
                           <pic:cNvPicPr>
                             <a:picLocks noChangeArrowheads="1" noChangeAspect="1"/>
                           </pic:cNvPicPr>
                         </pic:nvPicPr>
                         <pic:blipFill>
-                          <a:blip r:embed="rId33"/>
+                          <a:blip r:embed="rId32"/>
                           <a:stretch>
                             <a:fillRect/>
                           </a:stretch>
@@ -9499,18 +8009,18 @@
                 <wp:inline>
                   <wp:extent cx="1774799" cy="3859199"/>
                   <wp:effectExtent b="0" l="0" r="0" t="0"/>
-                  <wp:docPr descr="Lịch sử đo" title="" id="37" name="Picture"/>
+                  <wp:docPr descr="Lịch sử đo" title="" id="36" name="Picture"/>
                   <a:graphic>
                     <a:graphicData uri="http://schemas.openxmlformats.org/drawingml/2006/picture">
                       <pic:pic>
                         <pic:nvPicPr>
-                          <pic:cNvPr descr="screenshots/09_lich_su_do.png" id="38" name="Picture"/>
+                          <pic:cNvPr descr="screenshots/09_lich_su_do.png" id="37" name="Picture"/>
                           <pic:cNvPicPr>
                             <a:picLocks noChangeArrowheads="1" noChangeAspect="1"/>
                           </pic:cNvPicPr>
                         </pic:nvPicPr>
                         <pic:blipFill>
-                          <a:blip r:embed="rId36"/>
+                          <a:blip r:embed="rId35"/>
                           <a:stretch>
                             <a:fillRect/>
                           </a:stretch>
@@ -9603,18 +8113,18 @@
                 <wp:inline>
                   <wp:extent cx="1774799" cy="3859199"/>
                   <wp:effectExtent b="0" l="0" r="0" t="0"/>
-                  <wp:docPr descr="Chi tiết lần đo" title="" id="40" name="Picture"/>
+                  <wp:docPr descr="Chi tiết lần đo" title="" id="39" name="Picture"/>
                   <a:graphic>
                     <a:graphicData uri="http://schemas.openxmlformats.org/drawingml/2006/picture">
                       <pic:pic>
                         <pic:nvPicPr>
-                          <pic:cNvPr descr="screenshots/10_lan_do_chi_tiet.png" id="41" name="Picture"/>
+                          <pic:cNvPr descr="screenshots/10_lan_do_chi_tiet.png" id="40" name="Picture"/>
                           <pic:cNvPicPr>
                             <a:picLocks noChangeArrowheads="1" noChangeAspect="1"/>
                           </pic:cNvPicPr>
                         </pic:nvPicPr>
                         <pic:blipFill>
-                          <a:blip r:embed="rId39"/>
+                          <a:blip r:embed="rId38"/>
                           <a:stretch>
                             <a:fillRect/>
                           </a:stretch>
@@ -9653,18 +8163,18 @@
                 <wp:inline>
                   <wp:extent cx="1774799" cy="3859199"/>
                   <wp:effectExtent b="0" l="0" r="0" t="0"/>
-                  <wp:docPr descr="Cảnh báo" title="" id="43" name="Picture"/>
+                  <wp:docPr descr="Cảnh báo" title="" id="42" name="Picture"/>
                   <a:graphic>
                     <a:graphicData uri="http://schemas.openxmlformats.org/drawingml/2006/picture">
                       <pic:pic>
                         <pic:nvPicPr>
-                          <pic:cNvPr descr="screenshots/12_canh_bao.png" id="44" name="Picture"/>
+                          <pic:cNvPr descr="screenshots/12_canh_bao.png" id="43" name="Picture"/>
                           <pic:cNvPicPr>
                             <a:picLocks noChangeArrowheads="1" noChangeAspect="1"/>
                           </pic:cNvPicPr>
                         </pic:nvPicPr>
                         <pic:blipFill>
-                          <a:blip r:embed="rId42"/>
+                          <a:blip r:embed="rId41"/>
                           <a:stretch>
                             <a:fillRect/>
                           </a:stretch>
@@ -9703,18 +8213,18 @@
                 <wp:inline>
                   <wp:extent cx="1774799" cy="3859199"/>
                   <wp:effectExtent b="0" l="0" r="0" t="0"/>
-                  <wp:docPr descr="Thống kê" title="" id="46" name="Picture"/>
+                  <wp:docPr descr="Thống kê" title="" id="45" name="Picture"/>
                   <a:graphic>
                     <a:graphicData uri="http://schemas.openxmlformats.org/drawingml/2006/picture">
                       <pic:pic>
                         <pic:nvPicPr>
-                          <pic:cNvPr descr="screenshots/14_thong_ke_bieu_do.png" id="47" name="Picture"/>
+                          <pic:cNvPr descr="screenshots/14_thong_ke_bieu_do.png" id="46" name="Picture"/>
                           <pic:cNvPicPr>
                             <a:picLocks noChangeArrowheads="1" noChangeAspect="1"/>
                           </pic:cNvPicPr>
                         </pic:nvPicPr>
                         <pic:blipFill>
-                          <a:blip r:embed="rId45"/>
+                          <a:blip r:embed="rId44"/>
                           <a:stretch>
                             <a:fillRect/>
                           </a:stretch>
@@ -9754,7 +8264,7 @@
       <w:r>
         <w:t xml:space="preserve"> </w:t>
       </w:r>
-      <w:hyperlink r:id="rId48">
+      <w:hyperlink r:id="rId47">
         <w:r>
           <w:rPr>
             <w:rStyle w:val="VerbatimChar"/>
@@ -9770,11 +8280,11 @@
       <w:pPr>
         <w:pStyle w:val="Heading2"/>
       </w:pPr>
-      <w:bookmarkStart w:id="49" w:name="_fafe6118db20604c664c8728d49b71fd1b94512"/>
+      <w:bookmarkStart w:id="48" w:name="_32e2fc29e05eb06e4d0093ae36638f06f379be3"/>
       <w:r>
-        <w:t xml:space="preserve">7. Lỗi phát hiện trong quá trình kiểm thử</w:t>
+        <w:t xml:space="preserve">6. Lỗi phát hiện trong quá trình kiểm thử</w:t>
       </w:r>
-      <w:bookmarkEnd w:id="49"/>
+      <w:bookmarkEnd w:id="48"/>
     </w:p>
     <w:tbl>
       <w:tblPr>
@@ -9933,7 +8443,7 @@
               <w:pStyle w:val="NoiDungBang"/>
             </w:pPr>
             <w:r>
-              <w:t xml:space="preserve">Mã cảnh báo của dữ liệu mẫu không theo thứ tự thời gian và khác nhau giữa hai hệ</w:t>
+              <w:t xml:space="preserve">Mã cảnh báo của dữ liệu mẫu không theo thứ tự lần đo và không bảo đảm giống nhau giữa các lần nạp</w:t>
             </w:r>
           </w:p>
         </w:tc>
@@ -10201,7 +8711,7 @@
               <w:pStyle w:val="NoiDungBang"/>
             </w:pPr>
             <w:r>
-              <w:t xml:space="preserve">Cho đoạn chữ bên trái co lại khi thiếu chỗ (phát hiện bởi ca 5 ở mục 6.2)</w:t>
+              <w:t xml:space="preserve">Cho đoạn chữ bên trái co lại khi thiếu chỗ (phát hiện bởi ca 5 ở mục 5.2)</w:t>
             </w:r>
           </w:p>
         </w:tc>
@@ -10211,11 +8721,11 @@
       <w:pPr>
         <w:pStyle w:val="Heading2"/>
       </w:pPr>
-      <w:bookmarkStart w:id="50" w:name="_928306710da5ec8de561f0d5993b20bf6468048"/>
+      <w:bookmarkStart w:id="49" w:name="_c880c40ed479f600f39560959c21d31215b9aad"/>
       <w:r>
-        <w:t xml:space="preserve">8. Giới hạn</w:t>
+        <w:t xml:space="preserve">7. Giới hạn</w:t>
       </w:r>
-      <w:bookmarkEnd w:id="50"/>
+      <w:bookmarkEnd w:id="49"/>
     </w:p>
     <w:p>
       <w:pPr>
